--- a/latestCV/Maninder-Singh-Senior-Software-Engineer-IN.docx
+++ b/latestCV/Maninder-Singh-Senior-Software-Engineer-IN.docx
@@ -35,7 +35,7 @@
           <w:rFonts w:ascii="Calibri" w:cs="Calibri" w:eastAsia="Calibri" w:hAnsi="Calibri"/>
           <w:spacing w:val="20"/>
         </w:rPr>
-        <w:t xml:space="preserve">Senior Software Engineer | 13+ Years</w:t>
+        <w:t xml:space="preserve">Senior Software Engineer | 11 Years</w:t>
       </w:r>
     </w:p>
     <w:p>
@@ -69,7 +69,7 @@
         </w:rPr>
         <w:t xml:space="preserve">  |  </w:t>
       </w:r>
-      <w:hyperlink w:history="1" r:id="rIdog19jmpztn5ks0hkmzbdi">
+      <w:hyperlink w:history="1" r:id="rIdykb77-nkilrgl7zslkoqj">
         <w:r>
           <w:rPr>
             <w:b/>
@@ -91,7 +91,7 @@
         </w:rPr>
         <w:t xml:space="preserve">  |  </w:t>
       </w:r>
-      <w:hyperlink w:history="1" r:id="rIdmykafz2o5anvkgx1u9rrc">
+      <w:hyperlink w:history="1" r:id="rIdx-gokzjvmqb66u3wlxohh">
         <w:r>
           <w:rPr>
             <w:b/>
@@ -171,7 +171,7 @@
           <w:szCs w:val="20"/>
           <w:rFonts w:ascii="Calibri" w:cs="Calibri" w:eastAsia="Calibri" w:hAnsi="Calibri"/>
         </w:rPr>
-        <w:t xml:space="preserve">13 years of experience</w:t>
+        <w:t xml:space="preserve">11 years of experience</w:t>
       </w:r>
       <w:r>
         <w:rPr>
@@ -1030,148 +1030,41 @@
     </w:p>
     <w:p>
       <w:pPr>
-        <w:pStyle w:val="Heading3"/>
-        <w:tabs>
-          <w:tab w:val="right" w:pos="10180"/>
-        </w:tabs>
-        <w:spacing w:before="110" w:after="0"/>
-        <w:outlineLvl w:val="2"/>
-      </w:pPr>
-      <w:r>
-        <w:rPr>
-          <w:b/>
-          <w:bCs/>
-          <w:u w:val="single" w:color="5B4B8A"/>
-          <w:color w:val="5B4B8A"/>
-          <w:sz w:val="21"/>
-          <w:szCs w:val="21"/>
-          <w:caps/>
-          <w:rFonts w:ascii="Calibri" w:cs="Calibri" w:eastAsia="Calibri" w:hAnsi="Calibri"/>
-        </w:rPr>
-        <w:t xml:space="preserve">Software Developer</w:t>
-      </w:r>
-      <w:r>
-        <w:rPr>
-          <w:color w:val="7A68B0"/>
-          <w:sz w:val="20"/>
-          <w:szCs w:val="20"/>
-          <w:rFonts w:ascii="Calibri" w:cs="Calibri" w:eastAsia="Calibri" w:hAnsi="Calibri"/>
-        </w:rPr>
-        <w:t xml:space="preserve"> </w:t>
-        <w:tab/>
-        <w:t xml:space="preserve"> July 2013 - September 2015</w:t>
-      </w:r>
-    </w:p>
-    <w:p>
-      <w:pPr>
-        <w:spacing w:after="50"/>
-      </w:pPr>
-      <w:r>
-        <w:rPr>
-          <w:color w:val="7A68B0"/>
-          <w:sz w:val="20"/>
-          <w:szCs w:val="20"/>
-          <w:rFonts w:ascii="Calibri" w:cs="Calibri" w:eastAsia="Calibri" w:hAnsi="Calibri"/>
-        </w:rPr>
-        <w:t xml:space="preserve">Vertex Info Solutions, Chandigarh, India</w:t>
-      </w:r>
-    </w:p>
-    <w:p>
-      <w:pPr>
-        <w:pStyle w:val="ListParagraph"/>
-        <w:numPr>
-          <w:ilvl w:val="0"/>
-          <w:numId w:val="2"/>
-        </w:numPr>
-        <w:spacing w:after="20"/>
-      </w:pPr>
-      <w:r>
-        <w:rPr>
-          <w:color w:val="222222"/>
-          <w:sz w:val="20"/>
-          <w:szCs w:val="20"/>
-          <w:rFonts w:ascii="Calibri" w:cs="Calibri" w:eastAsia="Calibri" w:hAnsi="Calibri"/>
-        </w:rPr>
-        <w:t xml:space="preserve">Built custom </w:t>
-      </w:r>
-      <w:r>
-        <w:rPr>
-          <w:b/>
-          <w:bCs/>
-          <w:color w:val="222222"/>
-          <w:sz w:val="20"/>
-          <w:szCs w:val="20"/>
-          <w:rFonts w:ascii="Calibri" w:cs="Calibri" w:eastAsia="Calibri" w:hAnsi="Calibri"/>
-        </w:rPr>
-        <w:t xml:space="preserve">core PHP</w:t>
-      </w:r>
-      <w:r>
-        <w:rPr>
-          <w:color w:val="222222"/>
-          <w:sz w:val="20"/>
-          <w:szCs w:val="20"/>
-          <w:rFonts w:ascii="Calibri" w:cs="Calibri" w:eastAsia="Calibri" w:hAnsi="Calibri"/>
-        </w:rPr>
-        <w:t xml:space="preserve"> and MySQL applications with payment gateway integrations, including an online estimate form of </w:t>
-      </w:r>
-      <w:r>
-        <w:rPr>
-          <w:b/>
-          <w:bCs/>
-          <w:color w:val="222222"/>
-          <w:sz w:val="20"/>
-          <w:szCs w:val="20"/>
-          <w:rFonts w:ascii="Calibri" w:cs="Calibri" w:eastAsia="Calibri" w:hAnsi="Calibri"/>
-        </w:rPr>
-        <w:t xml:space="preserve">150+ fields</w:t>
-      </w:r>
-      <w:r>
-        <w:rPr>
-          <w:color w:val="222222"/>
-          <w:sz w:val="20"/>
-          <w:szCs w:val="20"/>
-          <w:rFonts w:ascii="Calibri" w:cs="Calibri" w:eastAsia="Calibri" w:hAnsi="Calibri"/>
-        </w:rPr>
-        <w:t xml:space="preserve"> with an admin workflow.</w:t>
-      </w:r>
-    </w:p>
-    <w:p>
-      <w:pPr>
-        <w:pStyle w:val="ListParagraph"/>
-        <w:numPr>
-          <w:ilvl w:val="0"/>
-          <w:numId w:val="2"/>
-        </w:numPr>
-        <w:spacing w:after="20"/>
-      </w:pPr>
-      <w:r>
-        <w:rPr>
-          <w:color w:val="222222"/>
-          <w:sz w:val="20"/>
-          <w:szCs w:val="20"/>
-          <w:rFonts w:ascii="Calibri" w:cs="Calibri" w:eastAsia="Calibri" w:hAnsi="Calibri"/>
-        </w:rPr>
-        <w:t xml:space="preserve">Developed </w:t>
-      </w:r>
-      <w:r>
-        <w:rPr>
-          <w:b/>
-          <w:bCs/>
-          <w:color w:val="222222"/>
-          <w:sz w:val="20"/>
-          <w:szCs w:val="20"/>
-          <w:rFonts w:ascii="Calibri" w:cs="Calibri" w:eastAsia="Calibri" w:hAnsi="Calibri"/>
-        </w:rPr>
-        <w:t xml:space="preserve">WordPress</w:t>
-      </w:r>
-      <w:r>
-        <w:rPr>
-          <w:color w:val="222222"/>
-          <w:sz w:val="20"/>
-          <w:szCs w:val="20"/>
-          <w:rFonts w:ascii="Calibri" w:cs="Calibri" w:eastAsia="Calibri" w:hAnsi="Calibri"/>
-        </w:rPr>
-        <w:t xml:space="preserve"> sites with custom themes and plugins for client projects.</w:t>
+        <w:pStyle w:val="ListParagraph"/>
+        <w:numPr>
+          <w:ilvl w:val="0"/>
+          <w:numId w:val="2"/>
+        </w:numPr>
+        <w:spacing w:after="20"/>
+      </w:pPr>
+      <w:r>
+        <w:rPr>
+          <w:color w:val="222222"/>
+          <w:sz w:val="20"/>
+          <w:szCs w:val="20"/>
+          <w:rFonts w:ascii="Calibri" w:cs="Calibri" w:eastAsia="Calibri" w:hAnsi="Calibri"/>
+        </w:rPr>
+        <w:t xml:space="preserve">Built a WordPress </w:t>
+      </w:r>
+      <w:r>
+        <w:rPr>
+          <w:b/>
+          <w:bCs/>
+          <w:color w:val="222222"/>
+          <w:sz w:val="20"/>
+          <w:szCs w:val="20"/>
+          <w:rFonts w:ascii="Calibri" w:cs="Calibri" w:eastAsia="Calibri" w:hAnsi="Calibri"/>
+        </w:rPr>
+        <w:t xml:space="preserve">multisite management plugin</w:t>
+      </w:r>
+      <w:r>
+        <w:rPr>
+          <w:color w:val="222222"/>
+          <w:sz w:val="20"/>
+          <w:szCs w:val="20"/>
+          <w:rFonts w:ascii="Calibri" w:cs="Calibri" w:eastAsia="Calibri" w:hAnsi="Calibri"/>
+        </w:rPr>
+        <w:t xml:space="preserve"> (wpempirebuilder.com) with one-click setup, domain mapping, cPanel integration and bulk theme and plugin activation.</w:t>
       </w:r>
     </w:p>
     <w:p>
@@ -1222,7 +1115,7 @@
         </w:numPr>
         <w:spacing w:after="20"/>
       </w:pPr>
-      <w:hyperlink w:history="1" r:id="rIdlobeaf201ivyp7-c2xulg">
+      <w:hyperlink w:history="1" r:id="rIdhxyt49-rqc56gj-xtbpcs">
         <w:r>
           <w:rPr>
             <w:b/>
@@ -1254,7 +1147,7 @@
         </w:numPr>
         <w:spacing w:after="20"/>
       </w:pPr>
-      <w:hyperlink w:history="1" r:id="rId-g2kaqrbfkk1163utyjiw">
+      <w:hyperlink w:history="1" r:id="rId8tpjpfbhe2bjbne9x5aq_">
         <w:r>
           <w:rPr>
             <w:b/>
@@ -1286,7 +1179,7 @@
         </w:numPr>
         <w:spacing w:after="20"/>
       </w:pPr>
-      <w:hyperlink w:history="1" r:id="rIdwvs6mqzma3_xyodfkt-qj">
+      <w:hyperlink w:history="1" r:id="rIdcba29jd7b5guhdqvs-3w0">
         <w:r>
           <w:rPr>
             <w:b/>
@@ -1334,7 +1227,7 @@
         </w:numPr>
         <w:spacing w:after="20"/>
       </w:pPr>
-      <w:hyperlink w:history="1" r:id="rIdr8t3a2qkbv6r4ikq4ehk7">
+      <w:hyperlink w:history="1" r:id="rIdsl9bonkl7bdfmt66os3cj">
         <w:r>
           <w:rPr>
             <w:b/>
@@ -1366,7 +1259,7 @@
         </w:numPr>
         <w:spacing w:after="20"/>
       </w:pPr>
-      <w:hyperlink w:history="1" r:id="rIdrlo01dbjdhdqhss_yp5-i">
+      <w:hyperlink w:history="1" r:id="rIdk0sk5ppybmwgx95tdkv9o">
         <w:r>
           <w:rPr>
             <w:b/>
@@ -1398,7 +1291,7 @@
         </w:numPr>
         <w:spacing w:after="20"/>
       </w:pPr>
-      <w:hyperlink w:history="1" r:id="rIdm420az1zbggggbguesdls">
+      <w:hyperlink w:history="1" r:id="rIdk0ierxtvltwspi4ydwx87">
         <w:r>
           <w:rPr>
             <w:b/>
@@ -1430,7 +1323,7 @@
         </w:numPr>
         <w:spacing w:after="20"/>
       </w:pPr>
-      <w:hyperlink w:history="1" r:id="rIdrsjf_5hmsurfekyudebmd">
+      <w:hyperlink w:history="1" r:id="rIdooscktwzyxtatzw37y7vs">
         <w:r>
           <w:rPr>
             <w:b/>
@@ -1462,7 +1355,7 @@
         </w:numPr>
         <w:spacing w:after="20"/>
       </w:pPr>
-      <w:hyperlink w:history="1" r:id="rIdxdfhp0ks3iv_yuu3ucezp">
+      <w:hyperlink w:history="1" r:id="rIdguyxfmkn7mwwsmss0b0bw">
         <w:r>
           <w:rPr>
             <w:b/>
@@ -1494,7 +1387,7 @@
         </w:numPr>
         <w:spacing w:after="20"/>
       </w:pPr>
-      <w:hyperlink w:history="1" r:id="rIds5f-2ulrjtflcsw6izpxk">
+      <w:hyperlink w:history="1" r:id="rId2irk2mb-tu9ipecpoo8-w">
         <w:r>
           <w:rPr>
             <w:b/>
@@ -1542,7 +1435,7 @@
         </w:numPr>
         <w:spacing w:after="20"/>
       </w:pPr>
-      <w:hyperlink w:history="1" r:id="rIdtcj1o13aetzgqwyudksqu">
+      <w:hyperlink w:history="1" r:id="rIdr3zfskf2azmssk-4lgbc2">
         <w:r>
           <w:rPr>
             <w:b/>
@@ -1574,7 +1467,7 @@
         </w:numPr>
         <w:spacing w:after="20"/>
       </w:pPr>
-      <w:hyperlink w:history="1" r:id="rIdmdxqpz_dboso4av70lhzg">
+      <w:hyperlink w:history="1" r:id="rIdhcwbb23fzdzwxgyfcto4u">
         <w:r>
           <w:rPr>
             <w:b/>
@@ -1606,7 +1499,7 @@
         </w:numPr>
         <w:spacing w:after="20"/>
       </w:pPr>
-      <w:hyperlink w:history="1" r:id="rIdkk_iye4p_acqmqtvgujrz">
+      <w:hyperlink w:history="1" r:id="rIdunah7pigpvmgqj9ccf1tk">
         <w:r>
           <w:rPr>
             <w:b/>
@@ -1774,7 +1667,7 @@
         </w:numPr>
         <w:spacing w:after="20"/>
       </w:pPr>
-      <w:hyperlink w:history="1" r:id="rIdnskopsul_3dyjz_vpccuk">
+      <w:hyperlink w:history="1" r:id="rIddvf6ap8nvzm4rqmzujzrd">
         <w:r>
           <w:rPr>
             <w:b/>
@@ -1806,7 +1699,7 @@
         </w:numPr>
         <w:spacing w:after="20"/>
       </w:pPr>
-      <w:hyperlink w:history="1" r:id="rIdtfmkveam66qpdhar4so6q">
+      <w:hyperlink w:history="1" r:id="rIdys-shxx3ztwaso6i3rizi">
         <w:r>
           <w:rPr>
             <w:b/>
@@ -1854,7 +1747,7 @@
         </w:numPr>
         <w:spacing w:after="20"/>
       </w:pPr>
-      <w:hyperlink w:history="1" r:id="rIdjjvfhufknhwpyuk6nh26h">
+      <w:hyperlink w:history="1" r:id="rIdmqgw-z9t0ui_r5yzfh5hj">
         <w:r>
           <w:rPr>
             <w:b/>
@@ -1886,7 +1779,7 @@
         </w:numPr>
         <w:spacing w:after="20"/>
       </w:pPr>
-      <w:hyperlink w:history="1" r:id="rIdylpzxkj-6-4jo8ca3o5ir">
+      <w:hyperlink w:history="1" r:id="rIdk3rjhwsh-iwmmw5yadocg">
         <w:r>
           <w:rPr>
             <w:b/>
@@ -1918,7 +1811,7 @@
         </w:numPr>
         <w:spacing w:after="20"/>
       </w:pPr>
-      <w:hyperlink w:history="1" r:id="rIdgzusnsbr1l0ochm0kw1jc">
+      <w:hyperlink w:history="1" r:id="rIdzpr4-e0ntf6huyx6-0i1u">
         <w:r>
           <w:rPr>
             <w:b/>
@@ -1980,7 +1873,7 @@
         </w:numPr>
         <w:spacing w:after="20"/>
       </w:pPr>
-      <w:hyperlink w:history="1" r:id="rIdtucif-vm-6ewsnwdgnj91">
+      <w:hyperlink w:history="1" r:id="rIdh8nhkag3ab4luxan7_cqo">
         <w:r>
           <w:rPr>
             <w:b/>
@@ -2012,7 +1905,7 @@
         </w:numPr>
         <w:spacing w:after="20"/>
       </w:pPr>
-      <w:hyperlink w:history="1" r:id="rIdebhmgqjkl-yc7tjfx9za9">
+      <w:hyperlink w:history="1" r:id="rIdubkjmao0teysjdym2ur_t">
         <w:r>
           <w:rPr>
             <w:b/>
@@ -2060,7 +1953,7 @@
         </w:numPr>
         <w:spacing w:after="20"/>
       </w:pPr>
-      <w:hyperlink w:history="1" r:id="rIdtxju2vykdebnfmyfavit1">
+      <w:hyperlink w:history="1" r:id="rIdpbj5laj9t6jd9hswqbqdo">
         <w:r>
           <w:rPr>
             <w:b/>
@@ -2092,7 +1985,7 @@
         </w:numPr>
         <w:spacing w:after="20"/>
       </w:pPr>
-      <w:hyperlink w:history="1" r:id="rIdezn7f1ktkye1w6viu6fas">
+      <w:hyperlink w:history="1" r:id="rId-arqela7pcvpehaxmra7m">
         <w:r>
           <w:rPr>
             <w:b/>
